--- a/documentacion/06-calidad/PLANTILLA-MAC.docx
+++ b/documentacion/06-calidad/PLANTILLA-MAC.docx
@@ -2478,11 +2478,22 @@
             <w:r>
               <w:rPr>
                 <w:rFonts w:ascii="Calibri" w:cs="Calibri" w:eastAsia="Calibri" w:hAnsi="Calibri"/>
-                <w:color w:val="1A2A33"/>
-                <w:sz w:val="19"/>
-                <w:szCs w:val="19"/>
-              </w:rPr>
-              <w:t xml:space="preserve">Hizo falta activar «Navegación por teclado» en Ajustes</w:t>
+                <w:b/>
+                <w:bCs/>
+                <w:color w:val="1A2A33"/>
+                <w:sz w:val="19"/>
+                <w:szCs w:val="19"/>
+              </w:rPr>
+              <w:t xml:space="preserve">Habla en español</w:t>
+            </w:r>
+            <w:r>
+              <w:rPr>
+                <w:rFonts w:ascii="Calibri" w:cs="Calibri" w:eastAsia="Calibri" w:hAnsi="Calibri"/>
+                <w:color w:val="1A2A33"/>
+                <w:sz w:val="19"/>
+                <w:szCs w:val="19"/>
+              </w:rPr>
+              <w:t xml:space="preserve"> (o mi Mac ya estaba en español)</w:t>
             </w:r>
           </w:p>
         </w:tc>
@@ -2536,7 +2547,7 @@
                 <w:sz w:val="19"/>
                 <w:szCs w:val="19"/>
               </w:rPr>
-              <w:t xml:space="preserve">Recorrí la aplicación sólo con el tabulador</w:t>
+              <w:t xml:space="preserve">Hizo falta activar «Navegación por teclado» en Ajustes</w:t>
             </w:r>
           </w:p>
         </w:tc>
@@ -2590,6 +2601,60 @@
                 <w:sz w:val="19"/>
                 <w:szCs w:val="19"/>
               </w:rPr>
+              <w:t xml:space="preserve">Recorrí la aplicación sólo con el tabulador</w:t>
+            </w:r>
+          </w:p>
+        </w:tc>
+        <w:tc>
+          <w:tcPr>
+            <w:tcW w:type="dxa" w:w="1033"/>
+            <w:shd w:fill="F2F5F7" w:val="clear"/>
+            <w:tcMar>
+              <w:top w:type="dxa" w:w="70"/>
+              <w:left w:type="dxa" w:w="110"/>
+              <w:bottom w:type="dxa" w:w="70"/>
+              <w:right w:type="dxa" w:w="110"/>
+            </w:tcMar>
+          </w:tcPr>
+          <w:p>
+            <w:pPr>
+              <w:jc w:val="center"/>
+            </w:pPr>
+            <w:r>
+              <w:rPr>
+                <w:rFonts w:ascii="Calibri" w:cs="Calibri" w:eastAsia="Calibri" w:hAnsi="Calibri"/>
+                <w:color w:val="1A2A33"/>
+                <w:sz w:val="26"/>
+                <w:szCs w:val="26"/>
+              </w:rPr>
+              <w:t xml:space="preserve">☐</w:t>
+            </w:r>
+          </w:p>
+        </w:tc>
+      </w:tr>
+      <w:tr>
+        <w:tc>
+          <w:tcPr>
+            <w:tcW w:type="dxa" w:w="8605"/>
+            <w:shd w:fill="FFFFFF" w:val="clear"/>
+            <w:tcMar>
+              <w:top w:type="dxa" w:w="70"/>
+              <w:left w:type="dxa" w:w="110"/>
+              <w:bottom w:type="dxa" w:w="70"/>
+              <w:right w:type="dxa" w:w="110"/>
+            </w:tcMar>
+          </w:tcPr>
+          <w:p>
+            <w:pPr>
+              <w:jc w:val="left"/>
+            </w:pPr>
+            <w:r>
+              <w:rPr>
+                <w:rFonts w:ascii="Calibri" w:cs="Calibri" w:eastAsia="Calibri" w:hAnsi="Calibri"/>
+                <w:color w:val="1A2A33"/>
+                <w:sz w:val="19"/>
+                <w:szCs w:val="19"/>
+              </w:rPr>
               <w:t xml:space="preserve">El logotipo se lee como </w:t>
             </w:r>
             <w:r>
@@ -2608,7 +2673,7 @@
         <w:tc>
           <w:tcPr>
             <w:tcW w:type="dxa" w:w="1033"/>
-            <w:shd w:fill="F2F5F7" w:val="clear"/>
+            <w:shd w:fill="FFFFFF" w:val="clear"/>
             <w:tcMar>
               <w:top w:type="dxa" w:w="70"/>
               <w:left w:type="dxa" w:w="110"/>
@@ -2636,7 +2701,7 @@
         <w:tc>
           <w:tcPr>
             <w:tcW w:type="dxa" w:w="8605"/>
-            <w:shd w:fill="FFFFFF" w:val="clear"/>
+            <w:shd w:fill="F2F5F7" w:val="clear"/>
             <w:tcMar>
               <w:top w:type="dxa" w:w="70"/>
               <w:left w:type="dxa" w:w="110"/>
@@ -2662,7 +2727,7 @@
         <w:tc>
           <w:tcPr>
             <w:tcW w:type="dxa" w:w="1033"/>
-            <w:shd w:fill="FFFFFF" w:val="clear"/>
+            <w:shd w:fill="F2F5F7" w:val="clear"/>
             <w:tcMar>
               <w:top w:type="dxa" w:w="70"/>
               <w:left w:type="dxa" w:w="110"/>
@@ -2690,7 +2755,7 @@
         <w:tc>
           <w:tcPr>
             <w:tcW w:type="dxa" w:w="8605"/>
-            <w:shd w:fill="F2F5F7" w:val="clear"/>
+            <w:shd w:fill="FFFFFF" w:val="clear"/>
             <w:tcMar>
               <w:top w:type="dxa" w:w="70"/>
               <w:left w:type="dxa" w:w="110"/>
@@ -2727,7 +2792,7 @@
         <w:tc>
           <w:tcPr>
             <w:tcW w:type="dxa" w:w="1033"/>
-            <w:shd w:fill="F2F5F7" w:val="clear"/>
+            <w:shd w:fill="FFFFFF" w:val="clear"/>
             <w:tcMar>
               <w:top w:type="dxa" w:w="70"/>
               <w:left w:type="dxa" w:w="110"/>
@@ -2755,7 +2820,7 @@
         <w:tc>
           <w:tcPr>
             <w:tcW w:type="dxa" w:w="8605"/>
-            <w:shd w:fill="FFFFFF" w:val="clear"/>
+            <w:shd w:fill="F2F5F7" w:val="clear"/>
             <w:tcMar>
               <w:top w:type="dxa" w:w="70"/>
               <w:left w:type="dxa" w:w="110"/>
@@ -2781,7 +2846,7 @@
         <w:tc>
           <w:tcPr>
             <w:tcW w:type="dxa" w:w="1033"/>
-            <w:shd w:fill="FFFFFF" w:val="clear"/>
+            <w:shd w:fill="F2F5F7" w:val="clear"/>
             <w:tcMar>
               <w:top w:type="dxa" w:w="70"/>
               <w:left w:type="dxa" w:w="110"/>
@@ -2809,7 +2874,7 @@
         <w:tc>
           <w:tcPr>
             <w:tcW w:type="dxa" w:w="8605"/>
-            <w:shd w:fill="F2F5F7" w:val="clear"/>
+            <w:shd w:fill="FFFFFF" w:val="clear"/>
             <w:tcMar>
               <w:top w:type="dxa" w:w="70"/>
               <w:left w:type="dxa" w:w="110"/>
@@ -2855,7 +2920,7 @@
         <w:tc>
           <w:tcPr>
             <w:tcW w:type="dxa" w:w="1033"/>
-            <w:shd w:fill="F2F5F7" w:val="clear"/>
+            <w:shd w:fill="FFFFFF" w:val="clear"/>
             <w:tcMar>
               <w:top w:type="dxa" w:w="70"/>
               <w:left w:type="dxa" w:w="110"/>
